--- a/example_articles/setting/Rural/3.setting_Rural_New_York_Times.docx
+++ b/example_articles/setting/Rural/3.setting_Rural_New_York_Times.docx
@@ -29,17 +29,17 @@
     </w:p>
     <w:p>
       <w:r>
-        <w:t>Source File: NYT/33.DOCX</w:t>
+        <w:t>Source file: NYT/33.DOCX</w:t>
       </w:r>
     </w:p>
     <w:p>
       <w:r>
-        <w:t>Raw locations result: ['Poland']</w:t>
+        <w:t>Raw locations result, 'locations': ['Poland']</w:t>
       </w:r>
     </w:p>
     <w:p>
       <w:r>
-        <w:t>setting_stand_flat (Standardized): Rural</w:t>
+        <w:t>Standardized locations result, 'setting_stand_flat': Rural</w:t>
       </w:r>
     </w:p>
     <w:p>

--- a/example_articles/setting/Rural/3.setting_Rural_New_York_Times.docx
+++ b/example_articles/setting/Rural/3.setting_Rural_New_York_Times.docx
@@ -7,9 +7,7 @@
         <w:pStyle w:val="Heading1"/>
       </w:pPr>
       <w:r>
-        <w:t>A Heritage of Giving: Remember the Neediest Cases Fund;</w:t>
-        <w:br/>
-        <w:t>Society Aids Grandmother In Need</w:t>
+        <w:t>Bad Times, Bold Plans for Brazil</w:t>
       </w:r>
     </w:p>
     <w:p>
@@ -19,22 +17,22 @@
     </w:p>
     <w:p>
       <w:r>
-        <w:t>Date: 1990-12-09</w:t>
+        <w:t>Date: 1990-01-07</w:t>
       </w:r>
     </w:p>
     <w:p>
       <w:r>
-        <w:t>Section: Section 1;; Section 1; Part 2; Page 86; Column 1; Metropolitan Desk; Part 2;; Column 1;</w:t>
+        <w:t>Section: Section 3; Page 4, Column 3; Financial Desk</w:t>
       </w:r>
     </w:p>
     <w:p>
       <w:r>
-        <w:t>Source file: NYT/33.DOCX</w:t>
+        <w:t>Source file: NYT/53.DOCX</w:t>
       </w:r>
     </w:p>
     <w:p>
       <w:r>
-        <w:t>Raw locations result, 'locations': ['Poland']</w:t>
+        <w:t>Raw locations result, 'locations': ['Brazil']</w:t>
       </w:r>
     </w:p>
     <w:p>
@@ -51,41 +49,85 @@
     </w:p>
     <w:p>
       <w:r>
-        <w:t>When Annie Nicholson's grandchildren came to visit five years ago, they were accompanied by the police: once again the children's mother had abandoned them, and their Brooklyn neighbors had called the police.</w:t>
+        <w:t>Fernando Collor de Mello, Brazil's 40-year-old President-elect, has some ambitious plans for his troubled nation.</w:t>
         <w:br/>
-        <w:t>Mrs. Nicholson, who has a degenerative skin and muscle disease, found that even normal daily chores were difficult. Raising three children was overwhelming.</w:t>
+        <w:t>The need for them is plain, for as Finance Minister Mailson Ferreira da Nobrega has pointed out, the 1980's were ''a lost decade'' for Latin America's largest nation. ''Per capita income stagnated, inflation beat all records, investment declined, public finances went into virtual collapse, and the foreign debt crisis prematurely transformed Brazil into an exporter of capital,'' he wrote recently in a remarkably blunt assessment in the Jornal do Brasil.</w:t>
         <w:br/>
-        <w:t>Because she cannot bend her fingers, opening a carton of milk, buttoning shirts or grabbing things off the kitchen shelf are almost impossible. She needs a cane to get up and down the stairs.</w:t>
+        <w:t>Determined to mend things, Mr. Collor has put together a somewhat Thatcheresque package of goals and means that includes:</w:t>
         <w:br/>
-        <w:t>To help her with the difficult task of raising her grandchildren, Mrs. Nicholson, 50 years old, enlisted the help of the Children's Aid Society, which has provided health, education and social services for needy children and families for 137 years.</w:t>
+        <w:t>* Cutting Brazil's inflation rate, which ran at a record 1,765 percent in 1989, by catching tax cheats, cutting the number of ministries in half and selling money-losing state companies.</w:t>
+        <w:br/>
+        <w:t>* Reducing the burden of Brazil's $110 billion foreign debt, the largest in the third world, by encouraging foreign creditors to swap their debt titles for shares in Brazilian companies and to renegotiate debt so that service payments are capped at $5 billion a year.</w:t>
+        <w:br/>
+        <w:t>* Restoring growth after a decade of stagnation, by encouraging foreign investment, lowering trade barriers and promoting greater integration with the developed world. To this end, he is to travel to the United States, Europe and Japan before starting his five-year term on March 15.</w:t>
+        <w:br/>
+        <w:t>Even the foreseeable obstacles to this grand plan for the 1990's, however, are formidable.</w:t>
+        <w:br/>
+        <w:t>On the political side, implementation of most of Mr. Collor's changes depend on approval from a powerful Congress. Mr. Collor does not control that Congress now and further problems for him could develop in October, when congressional elections will take place, at a time when the country may be in what Mr. Collor expects to be ''a small recession.''</w:t>
+        <w:br/>
+        <w:t>In the 1980's, Brazil was overtaken by the Pacific rim nations as the third world's hot growth area. Now, the fear here is that Eastern Europe will draw away foreign capital. ''Eastern Europe is the new competitor of Latin America,'' read a recent newspaper headline here.</w:t>
+        <w:br/>
+        <w:t>Running against the trends of the last 30 years of Brazilian economic thinking, Mr. Collor has proposed foreign investment in such traditionally state-dominated areas as road building and energy generation.</w:t>
+        <w:br/>
+        <w:t>But Mr. Collor and his colleagues realize that to attract foreign capital they must also improve Brazil's economic environment to reverse the outflow of Brazilian flight capital - $1 billion a month last year, according to the American Embassy.</w:t>
+        <w:br/>
+        <w:t>The Dec. 17 presidential election, which Mr. Collor won 53 percent to 47 percent, left him facing a strengthened, radicalized left.</w:t>
+        <w:br/>
+        <w:t>''Now the working class will have the opportunity to watch him kissing the hands of the businessmen, kissing the hands of the military, kissing the hands of the International Monetary Fund,'' said Luis Inacio da Silva, Mr. Collor's left-wing adversary, at a postelection news conference.</w:t>
+        <w:br/>
+        <w:t>Indeed, despite the national self-examination that took place during the six-month presidential campaign, it is unclear whether Mr. Collor has a popular mandate for his free-market program.</w:t>
+        <w:br/>
+        <w:t>Losing most of the major cities, Mr. Collor won on the shoulders of Brazil's poorest, least educated and mostly rural voters. During the campaign, Mr. Collor, who speaks five languages, reportedly joked that his voters thought ''risk capital'' referred to crime in Brasilia and that ''tax incentives'' referred to bribes paid to tax collectors.</w:t>
+        <w:br/>
+        <w:t>Today, the President-elect's strategy for winning support appears to be to let Brazil's present government flounder into what economists call hyperinflation, a rate of 50 percent or more a month. The December rate was 53 percent, and estimates for January are for 70 percent.</w:t>
+        <w:br/>
+        <w:t>Mr. Collor has ruled out ''co-governing'' with Brazil's outgoing president, Jose Sarney, and has barred his economic advisers from meeting with Mr. Sarney's. His own travels will keep him mostly out of the country into February.</w:t>
+        <w:br/>
+        <w:t>''Collor's no dope - he wants the bomb to explode in Sarney's hands,'' said one Brazilian businessman.</w:t>
+        <w:br/>
+        <w:t>Some Brazilians believe that a plunge into severe hyperinflation might scare Brazil's Congress into supporting Mr. Collor's program - much the way inflation and sackings of food stores in Argentina last June gave that nation's President-elect, Carlos Menem, bipartisan congressional support for economic reform.</w:t>
+        <w:br/>
+        <w:t>But, as Roberto Campos, a Brazilian Senator and conservative economist, said in an interview, ''Argentina went through a disaster. Brazil has only gone into a half-disaster.'' Indeed, Brazil may prove resistant to hyperinflation's effects. Sheer size tends to keep the economy rolling, and there's a lot more size than immediately meets the eye. Economists say as much as 40 percent of the country's economic activity goes unrecorded, mostly because of tax evasion. And, of course, people do adjust to dealing with explosive numbers.</w:t>
+        <w:br/>
+        <w:t>There is also a system of monthly adjustments of wages, rents and savings rates that helps offset price explosion. Known as indexation, the system kept Brazil's economy functioning during the 1980's, when prices increased by 39,043,765 percent. (Folha de Sao Paulo, the newspaper that calculated that mind-stretching inflation rate, compared it to 85 percent in the United States.) ''Hyperinflation is not a monthly inflation rate - it is a state of disorganization,'' Finance Minister Nobrega argued last month. ''In hyperinflation, people lose faith in contracts and in institutions and there are shortages.'' Considerable disorganization is indeed apparent.  Contracts are rarely made in cruzados, the local currency, but rather in dollars or in terms of a national treasury bond that serves as a unit of measure, corrected for inflation.</w:t>
+        <w:br/>
+        <w:t>In shops, where there are daily recalculations, pricing in cruzados (which have replaced cruzeiras) is breaking down. Last week, a new Chevette cost the same as 42 silk brassieres. The same bottle of wine cost 50 cruzados at one supermarket and 17 cruzados at another.</w:t>
+        <w:br/>
+        <w:t>In the rush to convert shrinking cruzados into solid goods, Brazilians seem to ignore such anomalies. Last month, for example, the Paes Mendonca supermarket chain opened a store here with 121 checkout counters - 17,000 shoppers crowd in daily.</w:t>
+        <w:br/>
+        <w:t>Most of Rio's restaurants and hotels stopped accepting credit cards last month because a 20-day billing period eroded the value of payments. Many factories have shortened the payment time of stores to 10 days from 20, and many employers are moving from a monthly payment system to a weekly system.</w:t>
+        <w:br/>
+        <w:t>In the absence of political support from Mr. Collor, the outgoing government is following three policies that Brazilian economists say will prove to be costly to the new government. Public utility rates are being kept low, exacerbating deficits of state utility companies. An artificially high official exchange rate is depressing exports. And high interest rates are swelling the internal debt.</w:t>
+        <w:br/>
+        <w:t>To tame inflation, Mr. Collor, a former karate champion, plans to raise government receipts by initiating ''catch thief'' - a program to enforce Brazil's widely ignored tax code. On the expenditure side, he has said he wants to raise $18 billion by selling state companies and to save billions more by dramatically slashing subsidies and bureaucracy.</w:t>
+        <w:br/>
+        <w:t>''Our economic program is based on the fact that the state cannot remain with the power of interference that it has today in the Brazilian economy,'' Mr. Collor said recently in a nationally-televised news conference. ''The state is inefficient, the state is corrupt, the state is incompetent and the state is gigantic.''</w:t>
+        <w:br/>
+        <w:t>But many subsidy systems - such as the duty-free industrial zone of Manaus - are guaranteed by the Constitution. Mr. Collor may cut the number of ministries to 12 from 23, but many federal employees have virtually lifetime employment. ''The Brazilian political class is basically state-ist, it believes that the state is the solution of all problems,'' Finance Minister Nobrega said recently.</w:t>
+        <w:br/>
+        <w:t>An early reaction - one that may become typical - came last week to Mr. Collor's proposal to abolish the National Information Service, Brazil's foreign and domestic security agency. ''If he wants to abolish the service, let him send a bill to Congress,'' said Gen. Ivan Mendes, head of the service.</w:t>
+        <w:br/>
+        <w:t>To restore growth, Mr. Collor plans to limit annual debt service payments to $5 billion - about half the 1988 level. Last July, Brazil stopped servicing its commercial debt, and the President-elect will inherit arrears of about $5 billion. Brazil's reserves are currently $7.2 billion, and the trade surplus for 1989 was about $16 billion - down from $19 billion in 1988, but still third largest in the world after Japan and West Germany.</w:t>
+        <w:br/>
+        <w:t>No foreign banker interviewed here predicted that Brazil will pay significant amounts on its debt in 1990. Over the last six months, the value on the secondary market of a dollar of Brazilian debt has dropped to about 23 cents, from 34 cents.</w:t>
+        <w:br/>
+        <w:t>During the campaign, candidates concentrated nationalist ire on the foreign debt. ''International bankers have Collor by the tail,'' said literature from the leftist Mr. da Silva, ''and he is going to continue paying the foreign debt.'' Among the pieces of legislation working their way through Congress are bills that would reject floating interest rates, put a 6 percent ceiling on rates and remove debt talks from the ''hostile environment'' of New York City.</w:t>
+        <w:br/>
+        <w:t>In the campaign, Mr. Collor proposed withdrawing central bank guarantees covering about 80 percent of Brazil's $60 billion commercial debt. Zelia Cardoso de Mello, the President-elect's principal economic adviser, argues that this would free debtors to engage in individual renegotiations. But the representative of one large American bank here objected: ''They can't unilaterally withdraw the guarantee. It's written in almost all the loan contracts.''</w:t>
+        <w:br/>
+        <w:t>To exert pressure, some banks have started cutting back on short-term credit for Brazil, virtually the only kind of commercial credit still available. In a more conventional debt-cutting approach, Mr. Collor is expected to seek relief under a plan put forward recently by the United States and to accelerate debt-for-equity swaps. Highly popular with creditors, the swaps cut Brazil's debt by about $9 billion until they were suspended in 1988 on the ground that they were ''inflationary.'' Surviving in a limited form, the swaps cut another $4 billion off the debt in 1989.</w:t>
+        <w:br/>
+        <w:t>The debt swaps are to be part of a campaign to make Brazil, Latin America's largest market, attractive once again for foreign investment.</w:t>
+        <w:br/>
+        <w:t>''We have to do away with this inferiority complex, especially strong in the Brazilian left, that the presence of foreign investment in the economy means the presence of the colonizer oppressing the colonized,'' Mr. Collor said in a campaign interview. ''I want Brazil to be once again a land of opportunity, above all for the younger generation. In the last two years, 200,000 young people abandoned the country. They didn't leave for travel, tourism or education - they literally gave up on Brazil.''</w:t>
+        <w:br/>
+        <w:br/>
+        <w:t>Graphic</w:t>
+        <w:br/>
         <w:br/>
         <w:t xml:space="preserve"> </w:t>
         <w:br/>
-        <w:t>A Hand With the Children</w:t>
-        <w:br/>
-        <w:t xml:space="preserve"> For Mrs. Nicholson, relief came in the form of a certified homemaker who comes five days a week to cook, clean and help with the children, a boy now 8 and two girls who are 8 and 10.</w:t>
-        <w:br/>
-        <w:t>"The Children's Aid Sociey has been very helpful with taking care of the kids." Mrs. Nicholson said. "I wouldn't have been able to keep my grandchildren without them."</w:t>
-        <w:br/>
-        <w:t>The agency, which operates on a $25 million annual budget, received $400,000 from The New York Times Neediest Cases Fund in the last campaign.</w:t>
-        <w:br/>
-        <w:t>It provides adoption and foster-care services, recreation, and counseling through seven community centers in New York City. This year the society expects to help 10,000 families and some 100,000 children.</w:t>
-        <w:br/>
-        <w:t xml:space="preserve"> </w:t>
-        <w:br/>
-        <w:t>Housing the Homeless</w:t>
-        <w:br/>
-        <w:t xml:space="preserve"> "The objective of the society is to assure as best we can that every child in every family can feel safe and find the joy of childhood regardless if e's poor, disabled or without his own parents," said Philip Coltoff, the executive director of the agency.</w:t>
-        <w:br/>
-        <w:t>The society's latest undertaking was the Pelham Fritz apartment project on West 118th Street in Harlem, which provides transitional housing for homeless families.</w:t>
-        <w:br/>
-        <w:t>The project, which has 34 units, houses 96 children and 37 adults. Of the first families who entered the apartments last spring, 30 have been placed in permanent housing. Generally, families stay in the units for about five months.</w:t>
-        <w:br/>
-        <w:t>A decade ago, Mr. Coltoff said, the families the agency helped were "troubled, working-class ones." Now, he said, the clientele consists mainly of "poor, on-the-edge families."</w:t>
-        <w:br/>
-        <w:t>"We're seeing kids who are more frightened and who sense and feel violence," he said. "We see children who were born to crack-addicted mothers, teen-agers who have to watch their own dollars for fear that their older brothers and sisters will take them.</w:t>
-        <w:br/>
-        <w:t>"We see immigrant children who have never been immunized or had medical care or who were born in a state of homelessness and can't believe it when we tell them that this is their own room."</w:t>
+        <w:t>PHOTOS: A new Paes Mendonca supermarket. The rush to change currency into hard goods overwhelms 121 checkout counters (Agencia JB/Renan Cepada); a stalled subway project at the Copacabana Beach reflects the problems that beset Brazil's economy. (NYT/Bob Strong); GRAPHS: Brazil's inflation rate, 1981-1989 (Source: Brazilian Institute of Geography and Statistics); Brazil's foreign debt, 1977-1989 (Source: Gazeta Mercantil); Brazil's average annual growth in gross nationa product, by decade, 1950-1989 (Source: Fundac,ao Getulio Vargas)</w:t>
       </w:r>
     </w:p>
     <w:sectPr>

--- a/example_articles/setting/Rural/3.setting_Rural_New_York_Times.docx
+++ b/example_articles/setting/Rural/3.setting_Rural_New_York_Times.docx
@@ -7,7 +7,7 @@
         <w:pStyle w:val="Heading1"/>
       </w:pPr>
       <w:r>
-        <w:t>Bad Times, Bold Plans for Brazil</w:t>
+        <w:t>A Match Made in MAGA: How a Friendship Helped J.D. Vance Land on Trump's V.P. List</w:t>
       </w:r>
     </w:p>
     <w:p>
@@ -17,22 +17,22 @@
     </w:p>
     <w:p>
       <w:r>
-        <w:t>Date: 1990-01-07</w:t>
+        <w:t>Date: 2024-04-27</w:t>
       </w:r>
     </w:p>
     <w:p>
       <w:r>
-        <w:t>Section: Section 3; Page 4, Column 3; Financial Desk</w:t>
+        <w:t>Section: US; politics</w:t>
       </w:r>
     </w:p>
     <w:p>
       <w:r>
-        <w:t>Source file: NYT/53.DOCX</w:t>
+        <w:t>Source file: NYT/4.DOCX</w:t>
       </w:r>
     </w:p>
     <w:p>
       <w:r>
-        <w:t>Raw locations result, 'locations': ['Brazil']</w:t>
+        <w:t>Raw locations result, 'locations': ['Ohio']</w:t>
       </w:r>
     </w:p>
     <w:p>
@@ -49,85 +49,101 @@
     </w:p>
     <w:p>
       <w:r>
-        <w:t>Fernando Collor de Mello, Brazil's 40-year-old President-elect, has some ambitious plans for his troubled nation.</w:t>
+        <w:t>It was just 43 days before the 2022 Republican primary in Ohio, and former President Donald J. Trump had yet to throw his weight behind a Senate candidate. J.D. Vance, a political novice competing in a packed field, had a huge problem.</w:t>
         <w:br/>
-        <w:t>The need for them is plain, for as Finance Minister Mailson Ferreira da Nobrega has pointed out, the 1980's were ''a lost decade'' for Latin America's largest nation. ''Per capita income stagnated, inflation beat all records, investment declined, public finances went into virtual collapse, and the foreign debt crisis prematurely transformed Brazil into an exporter of capital,'' he wrote recently in a remarkably blunt assessment in the Jornal do Brasil.</w:t>
+        <w:t>He had publicly called Mr. Trump "loathsome" and an "idiot." Once, he described him as "cultural heroin."</w:t>
         <w:br/>
-        <w:t>Determined to mend things, Mr. Collor has put together a somewhat Thatcheresque package of goals and means that includes:</w:t>
+        <w:t>Then came an unexpected lifeline. "Enough with the lies being told about this guy," Donald Trump Jr., the former president's son, wrote on Twitter, assuring his followers that Mr. Vance had become a fan of his father. A month later, encouraged by his son, the elder Mr. Trump endorsed Mr. Vance.</w:t>
         <w:br/>
-        <w:t>* Cutting Brazil's inflation rate, which ran at a record 1,765 percent in 1989, by catching tax cheats, cutting the number of ministries in half and selling money-losing state companies.</w:t>
+        <w:t>Today, Mr. Vance is one of the former president's most reliable allies and a leader of a band of Republicans pushing Senate Republicans to the right. And his star has only continued to rise: Mr. Vance is on the list of Mr. Trump's possible running mates, according to two people familiar with the discussions.</w:t>
         <w:br/>
-        <w:t>* Reducing the burden of Brazil's $110 billion foreign debt, the largest in the third world, by encouraging foreign creditors to swap their debt titles for shares in Brazilian companies and to renegotiate debt so that service payments are capped at $5 billion a year.</w:t>
+        <w:t>In no small part, Mr. Vance owes his quick ascent into the Trump orbit to his unlikely friendship and ideological kinship with the former president's oldest son. They text or talk nearly daily and try to meet up if they are in the same city, according to people who know them both. They are a social-media tag team, often reposting each other's messages.</w:t>
         <w:br/>
-        <w:t>* Restoring growth after a decade of stagnation, by encouraging foreign investment, lowering trade barriers and promoting greater integration with the developed world. To this end, he is to travel to the United States, Europe and Japan before starting his five-year term on March 15.</w:t>
+        <w:t>Although he has stressed that the choice of a running mate is his father's decision alone, Mr. Trump has said he would be happy with Mr. Vance on the G.O.P. ticket.</w:t>
         <w:br/>
-        <w:t>Even the foreseeable obstacles to this grand plan for the 1990's, however, are formidable.</w:t>
+        <w:t>The friendship is among the MAGA movement's more unusual pairings. Mr. Vance, 39, is a self-made man who had a fatherless childhood. Mr. Trump, 46, has been at the right hand of his billionaire father his whole life.</w:t>
         <w:br/>
-        <w:t>On the political side, implementation of most of Mr. Collor's changes depend on approval from a powerful Congress. Mr. Collor does not control that Congress now and further problems for him could develop in October, when congressional elections will take place, at a time when the country may be in what Mr. Collor expects to be ''a small recession.''</w:t>
+        <w:t>Mr. Vance is wonky and well-spoken, a Yale Law School graduate and memoirist regarded as an intellectual standard-bearer for Trumpism. The former president's son is sarcastic and foul-mouthed, a sharper reader of people than of policy papers and a political weather vane for his father.</w:t>
         <w:br/>
-        <w:t>In the 1980's, Brazil was overtaken by the Pacific rim nations as the third world's hot growth area. Now, the fear here is that Eastern Europe will draw away foreign capital. ''Eastern Europe is the new competitor of Latin America,'' read a recent newspaper headline here.</w:t>
+        <w:t>But the men share right-wing, nationalist politics and a vision for how the Republican Party should root out vestiges of old elites. In some ways, they represent the ego and id of the MAGA movement and, some Republican strategists argue, its next wave of insurgency.</w:t>
         <w:br/>
-        <w:t>Running against the trends of the last 30 years of Brazilian economic thinking, Mr. Collor has proposed foreign investment in such traditionally state-dominated areas as road building and energy generation.</w:t>
+        <w:t>Kevin D. Roberts, the president of the Heritage Foundation, a conservative think tank, said that for voters seeking a next-generation leader, there was virtually "no one like Senator Vance." Those same voters look up to Donald Trump Jr., he said. "They know both men."</w:t>
         <w:br/>
-        <w:t>But Mr. Collor and his colleagues realize that to attract foreign capital they must also improve Brazil's economic environment to reverse the outflow of Brazilian flight capital - $1 billion a month last year, according to the American Embassy.</w:t>
+        <w:t>Mr. Vance declined to be interviewed for this article. The younger Mr. Trump said in a statement: "In the world of politics you make a lot of acquaintances, but there are very few actual friends. J.D. has become a close friend of mine, and I'm a big supporter of everything he's been doing policywise to put America First in the Senate."</w:t>
         <w:br/>
-        <w:t>The Dec. 17 presidential election, which Mr. Collor won 53 percent to 47 percent, left him facing a strengthened, radicalized left.</w:t>
+        <w:t>As the former president narrows his list of running mates, with his eldest son as an informal adviser, personal loyalty is surely a factor. Mr. Trump has insisted that his former vice president, Mike Pence, betrayed him by refusing to allow him and his allies to manipulate the results of the 2020 election in his favor.</w:t>
         <w:br/>
-        <w:t>''Now the working class will have the opportunity to watch him kissing the hands of the businessmen, kissing the hands of the military, kissing the hands of the International Monetary Fund,'' said Luis Inacio da Silva, Mr. Collor's left-wing adversary, at a postelection news conference.</w:t>
+        <w:t>Mr. Vance has made clear that he is no Mr. Pence. He has claimed that the 2020 election was blighted by widespread fraud, an allegation that has been repeatedly and thoroughly debunked.</w:t>
         <w:br/>
-        <w:t>Indeed, despite the national self-examination that took place during the six-month presidential campaign, it is unclear whether Mr. Collor has a popular mandate for his free-market program.</w:t>
+        <w:t>He told ABC News this February that had he been vice president in January 2021, he would have allowed Congress to consider fraudulent slates of pro-Trump electors before certifying the election, a scheme meant to disrupt the transfer of power after Joseph R. Biden Jr. won the presidency.</w:t>
         <w:br/>
-        <w:t>Losing most of the major cities, Mr. Collor won on the shoulders of Brazil's poorest, least educated and mostly rural voters. During the campaign, Mr. Collor, who speaks five languages, reportedly joked that his voters thought ''risk capital'' referred to crime in Brasilia and that ''tax incentives'' referred to bribes paid to tax collectors.</w:t>
+        <w:t>Mr. Vance's allegiance to the former president is relatively new, but friends say it is deep. In his memoir, Mr. Vance wrote that his upbringing taught him to value "loyalty, honor and toughness."</w:t>
         <w:br/>
-        <w:t>Today, the President-elect's strategy for winning support appears to be to let Brazil's present government flounder into what economists call hyperinflation, a rate of 50 percent or more a month. The December rate was 53 percent, and estimates for January are for 70 percent.</w:t>
+        <w:t>The former president helped him edge out his primary opponents, when he could have stood aside. The senator "is an intensely, personally loyal guy," said Luke Thompson, a close friend who ran the super PAC that backed Mr. Vance's campaign.</w:t>
         <w:br/>
-        <w:t>Mr. Collor has ruled out ''co-governing'' with Brazil's outgoing president, Jose Sarney, and has barred his economic advisers from meeting with Mr. Sarney's. His own travels will keep him mostly out of the country into February.</w:t>
+        <w:t>Striking contrasts</w:t>
         <w:br/>
-        <w:t>''Collor's no dope - he wants the bomb to explode in Sarney's hands,'' said one Brazilian businessman.</w:t>
+        <w:t>It is hard to overstate the gap in backgrounds between Mr. Vance and Donald Trump Jr. Mr. Vance grew up in Middletown, Ohio, a steel mill town, and moved six times in as many years before his grandmother took him in as a teenager.</w:t>
         <w:br/>
-        <w:t>Some Brazilians believe that a plunge into severe hyperinflation might scare Brazil's Congress into supporting Mr. Collor's program - much the way inflation and sackings of food stores in Argentina last June gave that nation's President-elect, Carlos Menem, bipartisan congressional support for economic reform.</w:t>
+        <w:t>Mr. Vance's name tracks his childhood upheaval. He was born James Donald Bowman, after his father, Donald Bowman, who surrendered him for adoption when he was 6. His mother, who battled drug addiction for years, renamed him James David Hamel, erasing his father's names and substituting the surname of his stepfather, one in a string of fast-disappearing father figures. Mr. Vance later adopted his grandmother's surname.</w:t>
         <w:br/>
-        <w:t>But, as Roberto Campos, a Brazilian Senator and conservative economist, said in an interview, ''Argentina went through a disaster. Brazil has only gone into a half-disaster.'' Indeed, Brazil may prove resistant to hyperinflation's effects. Sheer size tends to keep the economy rolling, and there's a lot more size than immediately meets the eye. Economists say as much as 40 percent of the country's economic activity goes unrecorded, mostly because of tax evasion. And, of course, people do adjust to dealing with explosive numbers.</w:t>
+        <w:t>Mr. Vance wrote that his mother once threatened to crash their car and kill them both. He watched as she was driven away in handcuffs in the back of a police car. "I have never felt so lonely," he wrote in his book, "Hillbilly Elegy: A Memoir of a Family and Culture in Crisis."</w:t>
         <w:br/>
-        <w:t>There is also a system of monthly adjustments of wages, rents and savings rates that helps offset price explosion. Known as indexation, the system kept Brazil's economy functioning during the 1980's, when prices increased by 39,043,765 percent. (Folha de Sao Paulo, the newspaper that calculated that mind-stretching inflation rate, compared it to 85 percent in the United States.) ''Hyperinflation is not a monthly inflation rate - it is a state of disorganization,'' Finance Minister Nobrega argued last month. ''In hyperinflation, people lose faith in contracts and in institutions and there are shortages.'' Considerable disorganization is indeed apparent.  Contracts are rarely made in cruzados, the local currency, but rather in dollars or in terms of a national treasury bond that serves as a unit of measure, corrected for inflation.</w:t>
+        <w:t>Mr. Trump's home was a luxury apartment at the top of a Manhattan tower with his father's name on it. In his memoir, "Triggered: How the Left Thrives on Hate and Wants to Silence Us," he recounted how his mother, Ivana Trump, tried to order a glass of chardonnay at a Taco Bell when dropping him off at boarding school in a small Pennsylvania town. News of the incident spread to his new schoolmates.</w:t>
         <w:br/>
-        <w:t>In shops, where there are daily recalculations, pricing in cruzados (which have replaced cruzeiras) is breaking down. Last week, a new Chevette cost the same as 42 silk brassieres. The same bottle of wine cost 50 cruzados at one supermarket and 17 cruzados at another.</w:t>
+        <w:t>"Really awesome, Mom. Thanks," he wrote.</w:t>
         <w:br/>
-        <w:t>In the rush to convert shrinking cruzados into solid goods, Brazilians seem to ignore such anomalies. Last month, for example, the Paes Mendonca supermarket chain opened a store here with 121 checkout counters - 17,000 shoppers crowd in daily.</w:t>
+        <w:t>Politically, they were also far apart, even as late as 2017. Mr. Trump was one of his father's most tireless cheerleaders in his first run for president, echoing his father's hard-line rhetoric and relishing every opportunity to slam liberals.</w:t>
         <w:br/>
-        <w:t>Most of Rio's restaurants and hotels stopped accepting credit cards last month because a 20-day billing period eroded the value of payments. Many factories have shortened the payment time of stores to 10 days from 20, and many employers are moving from a monthly payment system to a weekly system.</w:t>
+        <w:t>Mr. Vance was a former Marine, a venture capitalist and a conservative Republican who was appalled by candidate Trump. In early 2016, he texted a former Yale roommate that he feared Mr. Trump could be "America's Hitler." Publicly, he said that Mr. Trump's policy proposals "range from immoral to absurd."</w:t>
         <w:br/>
-        <w:t>In the absence of political support from Mr. Collor, the outgoing government is following three policies that Brazilian economists say will prove to be costly to the new government. Public utility rates are being kept low, exacerbating deficits of state utility companies. An artificially high official exchange rate is depressing exports. And high interest rates are swelling the internal debt.</w:t>
+        <w:t>He voted for an independent candidate for president.</w:t>
         <w:br/>
-        <w:t>To tame inflation, Mr. Collor, a former karate champion, plans to raise government receipts by initiating ''catch thief'' - a program to enforce Brazil's widely ignored tax code. On the expenditure side, he has said he wants to raise $18 billion by selling state companies and to save billions more by dramatically slashing subsidies and bureaucracy.</w:t>
+        <w:t>Walking it back, with help</w:t>
         <w:br/>
-        <w:t>''Our economic program is based on the fact that the state cannot remain with the power of interference that it has today in the Brazilian economy,'' Mr. Collor said recently in a nationally-televised news conference. ''The state is inefficient, the state is corrupt, the state is incompetent and the state is gigantic.''</w:t>
+        <w:t>After Mr. Trump's victory, pundits celebrated Mr. Vance's book as a key to understanding the discontent of white working-class voters who had swung the election. Mr. Vance became an overnight media celebrity.</w:t>
         <w:br/>
-        <w:t>But many subsidy systems - such as the duty-free industrial zone of Manaus - are guaranteed by the Constitution. Mr. Collor may cut the number of ministries to 12 from 23, but many federal employees have virtually lifetime employment. ''The Brazilian political class is basically state-ist, it believes that the state is the solution of all problems,'' Finance Minister Nobrega said recently.</w:t>
+        <w:t>In those days, he held up former President Barack Obama, who also grew up fatherless, as a role model. Mr. Obama was someone "whose history looked something like mine but whose future contained something I wanted," he wrote in a New York Times opinion essay in January 2017.</w:t>
         <w:br/>
-        <w:t>An early reaction - one that may become typical - came last week to Mr. Collor's proposal to abolish the National Information Service, Brazil's foreign and domestic security agency. ''If he wants to abolish the service, let him send a bill to Congress,'' said Gen. Ivan Mendes, head of the service.</w:t>
+        <w:t>But Mr. Vance's memoir also reveals his pragmatic approach to self-advancement. He wanted to finish college faster, so he doubled his course load. Because the parents of "rich kids" in his hometown were either lawyers or doctors, he wrote, he went to law school. To get Y, do X.</w:t>
         <w:br/>
-        <w:t>To restore growth, Mr. Collor plans to limit annual debt service payments to $5 billion - about half the 1988 level. Last July, Brazil stopped servicing its commercial debt, and the President-elect will inherit arrears of about $5 billion. Brazil's reserves are currently $7.2 billion, and the trade surplus for 1989 was about $16 billion - down from $19 billion in 1988, but still third largest in the world after Japan and West Germany.</w:t>
+        <w:t>In a Time magazine interview shortly after he announced his Senate run in July 2021, Mr. Vance acknowledged a similar calculus in his conversion from a Never Trumper to a Trump admirer. Mr. Trump is "the leader of this movement," he said then, "and if I actually care about these people and the things I say I care about, I need to just suck it up and support him."</w:t>
         <w:br/>
-        <w:t>No foreign banker interviewed here predicted that Brazil will pay significant amounts on its debt in 1990. Over the last six months, the value on the secondary market of a dollar of Brazilian debt has dropped to about 23 cents, from 34 cents.</w:t>
+        <w:t>Mr. Vance deleted his anti-Trump tweets. He became a regular figure on Tucker Carlson's show on Fox News, of which the former president was an avid viewer. He hired an adviser to Donald Trump Jr. to help run his campaign. He began working through intermediaries to lobby the former president for an endorsement.</w:t>
         <w:br/>
-        <w:t>During the campaign, candidates concentrated nationalist ire on the foreign debt. ''International bankers have Collor by the tail,'' said literature from the leftist Mr. da Silva, ''and he is going to continue paying the foreign debt.'' Among the pieces of legislation working their way through Congress are bills that would reject floating interest rates, put a 6 percent ceiling on rates and remove debt talks from the ''hostile environment'' of New York City.</w:t>
+        <w:t>One of the first was Charlie Kirk, a young activist who had carried Donald Trump Jr.'s bags and booked his flights during the 2016 campaign. Mr. Kirk's group, Turning Point U.S.A., had since built up an impressive following of Republican conservatives.</w:t>
         <w:br/>
-        <w:t>In the campaign, Mr. Collor proposed withdrawing central bank guarantees covering about 80 percent of Brazil's $60 billion commercial debt. Zelia Cardoso de Mello, the President-elect's principal economic adviser, argues that this would free debtors to engage in individual renegotiations. But the representative of one large American bank here objected: ''They can't unilaterally withdraw the guarantee. It's written in almost all the loan contracts.''</w:t>
+        <w:t>In early 2021, Mr. Kirk texted an adviser to Donald Trump Jr. about Mr. Vance's political promise, according to a person familiar with the exchange. Mr. Trump's response was encouraging: He had read "Hillbilly Elegy," he said, and he loved it.</w:t>
         <w:br/>
-        <w:t>To exert pressure, some banks have started cutting back on short-term credit for Brazil, virtually the only kind of commercial credit still available. In a more conventional debt-cutting approach, Mr. Collor is expected to seek relief under a plan put forward recently by the United States and to accelerate debt-for-equity swaps. Highly popular with creditors, the swaps cut Brazil's debt by about $9 billion until they were suspended in 1988 on the ground that they were ''inflationary.'' Surviving in a limited form, the swaps cut another $4 billion off the debt in 1989.</w:t>
+        <w:t>That March, Mr. Vance made a pilgrimage to Mar-a-Lago, the former president's private club in Palm Beach, Fla., to seek his endorsement. Donald Trump Jr. also attended the meeting, as did Peter Thiel, the Silicon Valley billionaire who was bankrolling Mr. Vance's campaign.</w:t>
         <w:br/>
-        <w:t>The debt swaps are to be part of a campaign to make Brazil, Latin America's largest market, attractive once again for foreign investment.</w:t>
+        <w:t>Mr. Vance did not get what he wanted, but he left hopeful that the elder Mr. Trump would at least keep an eye on his race. Mr. Vance was good-looking, the former president later noted, according to people familiar with Mr. Trump's reaction, but his opponents were clobbering Mr. Vance with his previous anti-Trump remarks.</w:t>
         <w:br/>
-        <w:t>''We have to do away with this inferiority complex, especially strong in the Brazilian left, that the presence of foreign investment in the economy means the presence of the colonizer oppressing the colonized,'' Mr. Collor said in a campaign interview. ''I want Brazil to be once again a land of opportunity, above all for the younger generation. In the last two years, 200,000 young people abandoned the country. They didn't leave for travel, tourism or education - they literally gave up on Brazil.''</w:t>
+        <w:t>Donald Trump Jr. was not put off by Mr. Vance's U-turn. "Guess who else didn't like Trump in 2016? Everybody," he said later. Mr. Vance was at least "consistent and intellectually honest" about why, he said.</w:t>
         <w:br/>
+        <w:t>A fighter for Trump in the Senate</w:t>
         <w:br/>
-        <w:t>Graphic</w:t>
+        <w:t>People close to both men said their friendship blossomed after Mr. Vance joined the Senate in January 2023. Since then, the public signs of their mutual appreciation have been frequent. Mr. Trump often praises Mr. Vance on social media and on his podcast on Rumble, a right-leaning social media site. (Mr. Vance's venture capital firm has invested in the platform.)</w:t>
         <w:br/>
+        <w:t>"We need every GOP Senator to be @JDVance1," Mr. Trump wrote last December.</w:t>
         <w:br/>
-        <w:t xml:space="preserve"> </w:t>
+        <w:t>Indeed, Mr. Vance is both an energetic, vocal ally to the former president, and one of the leaders of a bloc of roughly a dozen Republican senators who have tried to push the Senate in a more isolationist and Trumpist direction, often clashing with Senator Mitch McConnell, the minority leader.</w:t>
         <w:br/>
-        <w:t>PHOTOS: A new Paes Mendonca supermarket. The rush to change currency into hard goods overwhelms 121 checkout counters (Agencia JB/Renan Cepada); a stalled subway project at the Copacabana Beach reflects the problems that beset Brazil's economy. (NYT/Bob Strong); GRAPHS: Brazil's inflation rate, 1981-1989 (Source: Brazilian Institute of Geography and Statistics); Brazil's foreign debt, 1977-1989 (Source: Gazeta Mercantil); Brazil's average annual growth in gross nationa product, by decade, 1950-1989 (Source: Fundac,ao Getulio Vargas)</w:t>
+        <w:t>Mr. Vance worked hard, though unsuccessfully, to stop a $60 billion aid package for Ukraine's war against Russia's invasion. For 10 months, he has blocked Biden administration nominees to top Justice Department posts to protest Mr. Trump's felony indictment on charges of mishandling classified documents.</w:t>
+        <w:br/>
+        <w:t>He has also said that should the former president be elected again, he should fire "every single midlevel bureaucrat" and "replace them with our people." If stopped by legal orders, he should dare judges to enforce them, he said.</w:t>
+        <w:br/>
+        <w:t>David Frum, a Trump critic and a former speechwriter for President George W. Bush who has known Mr. Vance for years, described the senator as an intelligent man with an extraordinary life story who has "sunk to the depths of political degradation."</w:t>
+        <w:br/>
+        <w:t>But his stances have been applauded by Mr. Trump, who said a willingness to push political boundaries would be a key attribute for his father's running mate.</w:t>
+        <w:br/>
+        <w:t>While he was not the only one who could fit that bill, "I'd love to see a J.D. Vance," the younger Mr. Trump told Newsmax in January. "You actually need a fighter."</w:t>
+        <w:br/>
+        <w:t>Ryan Mac contributed reporting. Kitty Bennett and Susan C. Beachy contributed research.</w:t>
+        <w:br/>
+        <w:t xml:space="preserve">Ryan Mac contributed reporting. Kitty Bennett and Susan C. Beachy contributed research. </w:t>
+        <w:br/>
+        <w:t>PHOTOS: Senator J.D. Vance has established himself as a reliable ally for former President Donald J. Trump, who endorsed him for his 2022 race in Ohio. At right, Mr. Vance on a bus tour through the Midwest. (PHOTOGRAPHS BY MADDIE MCGARVEY FOR THE NEW YORK TIMES; BRIAN KAISER FOR THE NEW YORK TIMES; ANDREW SPEAR FOR THE NEW YORK TIMES); Mr. Vance, who was once a Never Trumper, owes his quick ascent into the Trump orbit to his unexpected relationship and ideological kinship with the former president's oldest son, Donald Trump Jr., above. At left, the elder Mr. Trump with Mr. Vance during a campaign rally in Vandalia, Ohio, last month. (PHOTOGRAPHS BY GAELEN MORSE/REUTERS; JEFF DEAN/ASSOCIATED PRESS); Mr. Vance's memoir about growing up in Middletown, Ohio, above, said that his upbringing taught him to value loyalty. (PHOTOGRAPH BY MADDIE MCGARVEY FOR THE NEW YORK TIMES) (A18) This article appeared in print on page A1, A18.</w:t>
       </w:r>
     </w:p>
     <w:sectPr>

--- a/example_articles/setting/Rural/3.setting_Rural_New_York_Times.docx
+++ b/example_articles/setting/Rural/3.setting_Rural_New_York_Times.docx
@@ -7,7 +7,7 @@
         <w:pStyle w:val="Heading1"/>
       </w:pPr>
       <w:r>
-        <w:t>A Match Made in MAGA: How a Friendship Helped J.D. Vance Land on Trump's V.P. List</w:t>
+        <w:t>How Do We Fix the Scandal That Is American Health Care?</w:t>
       </w:r>
     </w:p>
     <w:p>
@@ -17,22 +17,22 @@
     </w:p>
     <w:p>
       <w:r>
-        <w:t>Date: 2024-04-27</w:t>
+        <w:t>Date: 2023-08-20</w:t>
       </w:r>
     </w:p>
     <w:p>
       <w:r>
-        <w:t>Section: US; politics</w:t>
+        <w:t>Section: Section SR; Column 0; Editorial Desk; Pg. 8</w:t>
       </w:r>
     </w:p>
     <w:p>
       <w:r>
-        <w:t>Source file: NYT/4.DOCX</w:t>
+        <w:t>Source file: NYT/5.DOCX</w:t>
       </w:r>
     </w:p>
     <w:p>
       <w:r>
-        <w:t>Raw locations result, 'locations': ['Ohio']</w:t>
+        <w:t>Raw locations result, 'locations': ['Mississippi']</w:t>
       </w:r>
     </w:p>
     <w:p>
@@ -49,101 +49,132 @@
     </w:p>
     <w:p>
       <w:r>
-        <w:t>It was just 43 days before the 2022 Republican primary in Ohio, and former President Donald J. Trump had yet to throw his weight behind a Senate candidate. J.D. Vance, a political novice competing in a packed field, had a huge problem.</w:t>
+        <w:t xml:space="preserve">It's not just that life expectancy in Mississippi (71.9) now appears to be a hair shorter than in Bangladesh (72.4). Nor that an infant is some 70 percent more likely to die in the United States than in other wealthy countries. </w:t>
         <w:br/>
-        <w:t>He had publicly called Mr. Trump "loathsome" and an "idiot." Once, he described him as "cultural heroin."</w:t>
+        <w:t xml:space="preserve">  Nor even that for the first time in probably a century, the likelihood that an American child will live to the age of 20 has dropped.</w:t>
         <w:br/>
-        <w:t>Then came an unexpected lifeline. "Enough with the lies being told about this guy," Donald Trump Jr., the former president's son, wrote on Twitter, assuring his followers that Mr. Vance had become a fan of his father. A month later, encouraged by his son, the elder Mr. Trump endorsed Mr. Vance.</w:t>
+        <w:t xml:space="preserve">  All that is tragic and infuriating, but to me the most heart-rending symbol of America's failure in health care is the avoidable amputations that result from poorly managed diabetes.</w:t>
         <w:br/>
-        <w:t>Today, Mr. Vance is one of the former president's most reliable allies and a leader of a band of Republicans pushing Senate Republicans to the right. And his star has only continued to rise: Mr. Vance is on the list of Mr. Trump's possible running mates, according to two people familiar with the discussions.</w:t>
+        <w:t xml:space="preserve">  A medical setting cannot hide the violence of a saw cutting through a leg or muffle the grating noise it makes as it hacks through the tibia or disguise the distinctive charred odor of cauterized blood vessels. That noise of a saw on bone is a rebuke to an American health care system that, as Walter Cronkite reportedly observed, is neither healthy, caring nor a system.</w:t>
         <w:br/>
-        <w:t>In no small part, Mr. Vance owes his quick ascent into the Trump orbit to his unlikely friendship and ideological kinship with the former president's oldest son. They text or talk nearly daily and try to meet up if they are in the same city, according to people who know them both. They are a social-media tag team, often reposting each other's messages.</w:t>
+        <w:t xml:space="preserve">  Dr. Raymond Girnys, a surgeon who has amputated countless limbs here in the Mississippi Delta, one of the poorest and least healthy parts of America, told me that he has nightmares of ''being chased by amputated legs and toes.''</w:t>
         <w:br/>
-        <w:t>Although he has stressed that the choice of a running mate is his father's decision alone, Mr. Trump has said he would be happy with Mr. Vance on the G.O.P. ticket.</w:t>
+        <w:t xml:space="preserve">  ''It starts from the bottom up,'' Dr. Girnys said, explaining how patients arrive with diabetic wounds on the foot that refuse to heal in part because of diminished circulation when blood sugar is not meticulously managed in a person with diabetes. Dr. Girnys initially tries to clean and treat the lesions, but they grow deeper, until he has to remove a toe.</w:t>
         <w:br/>
-        <w:t>The friendship is among the MAGA movement's more unusual pairings. Mr. Vance, 39, is a self-made man who had a fatherless childhood. Mr. Trump, 46, has been at the right hand of his billionaire father his whole life.</w:t>
+        <w:t xml:space="preserve">  When more wounds develop, he takes off the foot in the hope of saving the rest of the leg. New wounds can force him to amputate the leg below the knee and perhaps, finally, above the knee. After that, Dr. Girnys said, the patient is likely to die within five years.</w:t>
         <w:br/>
-        <w:t>Mr. Vance is wonky and well-spoken, a Yale Law School graduate and memoirist regarded as an intellectual standard-bearer for Trumpism. The former president's son is sarcastic and foul-mouthed, a sharper reader of people than of policy papers and a political weather vane for his father.</w:t>
+        <w:t xml:space="preserve">  A toe, foot or leg is cut off by a doctor about 150,000 times a year in America, making the United States a world leader of these amputations.</w:t>
         <w:br/>
-        <w:t>But the men share right-wing, nationalist politics and a vision for how the Republican Party should root out vestiges of old elites. In some ways, they represent the ego and id of the MAGA movement and, some Republican strategists argue, its next wave of insurgency.</w:t>
+        <w:t xml:space="preserve">  I'll be blunt: America's dismal health care outcomes are a disgrace. They shame us. Partly because of diabetes and other preventable conditions, Americans suffer unnecessarily and often die young. It is unconscionable that newborns in India, Rwanda and Venezuela have a longer life expectancy than Native American newborns (65) in the United States. And Native American males have a life expectancy of just 61.5 years -- shorter than the overall life expectancy in Haiti.</w:t>
         <w:br/>
-        <w:t>Kevin D. Roberts, the president of the Heritage Foundation, a conservative think tank, said that for voters seeking a next-generation leader, there was virtually "no one like Senator Vance." Those same voters look up to Donald Trump Jr., he said. "They know both men."</w:t>
+        <w:t xml:space="preserve">  But there are fixes, and three in particular would make a huge difference: expanding access to medical care; more aggressively addressing behaviors like smoking, overeating and drug abuse; and making larger societywide steps to boost education and reduce child poverty. One reason to believe that we can do better on health care outcomes is that much of the rest of the world already does.</w:t>
         <w:br/>
-        <w:t>Mr. Vance declined to be interviewed for this article. The younger Mr. Trump said in a statement: "In the world of politics you make a lot of acquaintances, but there are very few actual friends. J.D. has become a close friend of mine, and I'm a big supporter of everything he's been doing policywise to put America First in the Senate."</w:t>
+        <w:t xml:space="preserve">  This is the third essay in my series about how we can better help the millions of Americans left behind. We in journalism mostly cover problems: We typically write about planes that crash, not planes that land. But this series aims to offer solutions to challenges our nation faces.</w:t>
         <w:br/>
-        <w:t>As the former president narrows his list of running mates, with his eldest son as an informal adviser, personal loyalty is surely a factor. Mr. Trump has insisted that his former vice president, Mike Pence, betrayed him by refusing to allow him and his allies to manipulate the results of the 2020 election in his favor.</w:t>
+        <w:t xml:space="preserve">  A Superpower Where Many Citizens Die Young</w:t>
         <w:br/>
-        <w:t>Mr. Vance has made clear that he is no Mr. Pence. He has claimed that the 2020 election was blighted by widespread fraud, an allegation that has been repeatedly and thoroughly debunked.</w:t>
+        <w:t xml:space="preserve">  A starting point is to avoid the myopia of Russia when it experienced a drop in life expectancy beginning in the 1980s and a rise in ''deaths of despair.'' Leaders took comfort in Russia's status as a military superpower and a standout in the sciences and performing arts; they blamed individuals' lack of personal responsibility for the deaths. They didn't understand that when so many people are sick and struggling, the ailment is deeper than individual weakness.</w:t>
         <w:br/>
-        <w:t>He told ABC News this February that had he been vice president in January 2021, he would have allowed Congress to consider fraudulent slates of pro-Trump electors before certifying the election, a scheme meant to disrupt the transfer of power after Joseph R. Biden Jr. won the presidency.</w:t>
+        <w:t xml:space="preserve">  Americans sometimes blithely boast of the best medical care in the world, and there is some truth to that. I have a friend who is alive today because of the success of immunotherapy to fight stage IV cancer.</w:t>
         <w:br/>
-        <w:t>Mr. Vance's allegiance to the former president is relatively new, but friends say it is deep. In his memoir, Mr. Vance wrote that his upbringing taught him to value "loyalty, honor and toughness."</w:t>
+        <w:t xml:space="preserve">  Our health technology and cutting-edge medicine is superb. Yet whatever the quantity and quality of our bone saws, the tragedy is that they are so often needed.</w:t>
         <w:br/>
-        <w:t>The former president helped him edge out his primary opponents, when he could have stood aside. The senator "is an intensely, personally loyal guy," said Luke Thompson, a close friend who ran the super PAC that backed Mr. Vance's campaign.</w:t>
+        <w:t xml:space="preserve">  America's health crisis is most evident among low-education and low-income Americans, notably people of color and particularly men.</w:t>
         <w:br/>
-        <w:t>Striking contrasts</w:t>
+        <w:t xml:space="preserve">  ''The poorest men in the U.S. have life expectancies comparable to men in Sudan and Pakistan; the richest men in the U.S. live longer than the average man in any country,'' researchers with the Opportunity Insights team at Harvard concluded. But while the gaps we focus on have to do with mortality, there are also enormous gaps in quality of life.</w:t>
         <w:br/>
-        <w:t>It is hard to overstate the gap in backgrounds between Mr. Vance and Donald Trump Jr. Mr. Vance grew up in Middletown, Ohio, a steel mill town, and moved six times in as many years before his grandmother took him in as a teenager.</w:t>
+        <w:t xml:space="preserve">  ''It's very rare that I've got somebody in that has just one health problem, or in for a wellness visit,'' said Yvonne Tanner, a nurse practitioner in the Mississippi Delta town of Itta Bena, with a population that is largely poor and Black. ''Everybody that I see is already very, very sick.'' Most have multiple diagnoses, she said, of hypertension, diabetes, arthritis and more.</w:t>
         <w:br/>
-        <w:t>Mr. Vance's name tracks his childhood upheaval. He was born James Donald Bowman, after his father, Donald Bowman, who surrendered him for adoption when he was 6. His mother, who battled drug addiction for years, renamed him James David Hamel, erasing his father's names and substituting the surname of his stepfather, one in a string of fast-disappearing father figures. Mr. Vance later adopted his grandmother's surname.</w:t>
+        <w:t xml:space="preserve">  Tanner choked up and her eyes welled as she told me of a patient she had just seen, a 47-year-old woman with poorly managed diabetes whose legs were severely swollen. The woman didn't know why; Tanner did. It was end-stage kidney failure.</w:t>
         <w:br/>
-        <w:t>Mr. Vance wrote that his mother once threatened to crash their car and kill them both. He watched as she was driven away in handcuffs in the back of a police car. "I have never felt so lonely," he wrote in his book, "Hillbilly Elegy: A Memoir of a Family and Culture in Crisis."</w:t>
+        <w:t xml:space="preserve">  That patient, who has teenage children, has a job, but it's not clear how she can keep it while getting three sessions of dialysis each week.</w:t>
         <w:br/>
-        <w:t>Mr. Trump's home was a luxury apartment at the top of a Manhattan tower with his father's name on it. In his memoir, "Triggered: How the Left Thrives on Hate and Wants to Silence Us," he recounted how his mother, Ivana Trump, tried to order a glass of chardonnay at a Taco Bell when dropping him off at boarding school in a small Pennsylvania town. News of the incident spread to his new schoolmates.</w:t>
+        <w:t xml:space="preserve">  Type 2 diabetes, the kind that is linked to diet and inactivity, used to be called adult-onset diabetes but now affects children as well -- and it encapsulates American ill health. It reflects the brilliance of soda companies and fast-food companies at marketing their products -- in ways that are good for corporate profits but disastrous for American health. Type 2 diabetes often strikes the poor and marginalized who live chaotic lives without insurance, seek cheap calories in food deserts and struggle to manage budgets and insulin levels. The upshot is often dialysis, amputations and disability.</w:t>
         <w:br/>
-        <w:t>"Really awesome, Mom. Thanks," he wrote.</w:t>
+        <w:t xml:space="preserve">  Statisticians have tried to calculate what they call ''healthy life expectancy'' in a population -- the number of years an average person in a country can live a normal life, before amputations, dialysis, blindness or other setbacks. In the United States, that is just 66.1 years, shorter than in Turkey, Sri Lanka, Peru, Thailand and other countries that are much poorer. My dad was an Armenian refugee who fled Romania and was thrilled to settle in America; now Armenia and Romania both have longer healthy life expectancy than the United States.</w:t>
         <w:br/>
-        <w:t>Politically, they were also far apart, even as late as 2017. Mr. Trump was one of his father's most tireless cheerleaders in his first run for president, echoing his father's hard-line rhetoric and relishing every opportunity to slam liberals.</w:t>
+        <w:t xml:space="preserve">  One Step Forward: Expand Access to Care</w:t>
         <w:br/>
-        <w:t>Mr. Vance was a former Marine, a venture capitalist and a conservative Republican who was appalled by candidate Trump. In early 2016, he texted a former Yale roommate that he feared Mr. Trump could be "America's Hitler." Publicly, he said that Mr. Trump's policy proposals "range from immoral to absurd."</w:t>
+        <w:t xml:space="preserve">  Here's a simple step to improve access to health care: Expand Medicaid.</w:t>
         <w:br/>
-        <w:t>He voted for an independent candidate for president.</w:t>
+        <w:t xml:space="preserve">  Ten states, including Mississippi, still have not done so even though nearly all the funds would come from the federal government. Partly as a result, some hospitals are cutting back services in Mississippi and are at risk of closing.</w:t>
         <w:br/>
-        <w:t>Walking it back, with help</w:t>
+        <w:t xml:space="preserve">  A cartoon in Mississippi Today recently showed a patient asking a doctor, ''How long do I have, doc?'' The physician replies: ''Longer than this hospital.''</w:t>
         <w:br/>
-        <w:t>After Mr. Trump's victory, pundits celebrated Mr. Vance's book as a key to understanding the discontent of white working-class voters who had swung the election. Mr. Vance became an overnight media celebrity.</w:t>
+        <w:t xml:space="preserve">  Even much poorer countries manage to provide universal health care. I visited hospitals recently in the West African nation of Sierra Leone, which mostly provides free prenatal care without any complicated bureaucracy, so 98 percent of women get some prenatal care -- which appears to be a hair higher than in Florida. Granted, Florida medicine is far more sophisticated than that in Sierra Leone, but that may not matter for those outside the health care system.</w:t>
         <w:br/>
-        <w:t>In those days, he held up former President Barack Obama, who also grew up fatherless, as a role model. Mr. Obama was someone "whose history looked something like mine but whose future contained something I wanted," he wrote in a New York Times opinion essay in January 2017.</w:t>
+        <w:t xml:space="preserve">  Dr. Kim Sanford, an ob-gyn in the Mississippi Delta, told me about a 74-year-old woman who came in recently to have an IUD removed. She had had it inserted after her daughter was born 46 years ago and hadn't seen a gynecologist since.</w:t>
         <w:br/>
-        <w:t>But Mr. Vance's memoir also reveals his pragmatic approach to self-advancement. He wanted to finish college faster, so he doubled his course load. Because the parents of "rich kids" in his hometown were either lawyers or doctors, he wrote, he went to law school. To get Y, do X.</w:t>
+        <w:t xml:space="preserve">  Some 28 million Americans lack medical insurance. An even larger number of Americans -- 77 million -- lack dental coverage.</w:t>
         <w:br/>
-        <w:t>In a Time magazine interview shortly after he announced his Senate run in July 2021, Mr. Vance acknowledged a similar calculus in his conversion from a Never Trumper to a Trump admirer. Mr. Trump is "the leader of this movement," he said then, "and if I actually care about these people and the things I say I care about, I need to just suck it up and support him."</w:t>
+        <w:t xml:space="preserve">  Cost is often the argument against expanding access to health care. But it's hard to understand how just about every other advanced country can afford universal care and the United States can't. And consider that 94 percent of Americans with substance-use disorder do not get treatment, even though this pays for itself many times over. Our policy often seems driven less by cost considerations than by indifference, even cruelty.</w:t>
         <w:br/>
-        <w:t>Mr. Vance deleted his anti-Trump tweets. He became a regular figure on Tucker Carlson's show on Fox News, of which the former president was an avid viewer. He hired an adviser to Donald Trump Jr. to help run his campaign. He began working through intermediaries to lobby the former president for an endorsement.</w:t>
+        <w:t xml:space="preserve">  Improving access to health care can also take other forms, such as improving outreach and increasing diversity in the ranks of health workers. Researchers have found, for example, that Black patients have better outcomes with Black doctors.</w:t>
         <w:br/>
-        <w:t>One of the first was Charlie Kirk, a young activist who had carried Donald Trump Jr.'s bags and booked his flights during the 2016 campaign. Mr. Kirk's group, Turning Point U.S.A., had since built up an impressive following of Republican conservatives.</w:t>
+        <w:t xml:space="preserve">  Rethinking Health Behaviors</w:t>
         <w:br/>
-        <w:t>In early 2021, Mr. Kirk texted an adviser to Donald Trump Jr. about Mr. Vance's political promise, according to a person familiar with the exchange. Mr. Trump's response was encouraging: He had read "Hillbilly Elegy," he said, and he loved it.</w:t>
+        <w:t xml:space="preserve">  Those of us on the left have mostly been fighting to increase health care coverage, and that's important. But outcomes are driven not just by access or socioeconomic status. Hispanics lack health insurance at high rates, yet have a longer life expectancy than white Americans and often a lower maternal mortality rate.</w:t>
         <w:br/>
-        <w:t>That March, Mr. Vance made a pilgrimage to Mar-a-Lago, the former president's private club in Palm Beach, Fla., to seek his endorsement. Donald Trump Jr. also attended the meeting, as did Peter Thiel, the Silicon Valley billionaire who was bankrolling Mr. Vance's campaign.</w:t>
+        <w:t xml:space="preserve">  Part of the explanation for this ''Hispanic paradox'' may be strong families, community support systems and healthy behaviors. Raj Chetty, a Harvard economist, has found that behaviors -- such as smoking, eating habits and exercise -- affect life expectancy even more than access to health care.</w:t>
         <w:br/>
-        <w:t>Mr. Vance did not get what he wanted, but he left hopeful that the elder Mr. Trump would at least keep an eye on his race. Mr. Vance was good-looking, the former president later noted, according to people familiar with Mr. Trump's reaction, but his opponents were clobbering Mr. Vance with his previous anti-Trump remarks.</w:t>
+        <w:t xml:space="preserve">  One crucial fix, in short, is to influence health behaviors. This is difficult but not impossible. Just since 2005, the share of American adults who smoke has dropped by almost half. And America's teenage birthrate has plummeted by an astonishing 77 percent since 1991, partly because of comprehensive sex education and increased access to long-acting contraceptives.</w:t>
         <w:br/>
-        <w:t>Donald Trump Jr. was not put off by Mr. Vance's U-turn. "Guess who else didn't like Trump in 2016? Everybody," he said later. Mr. Vance was at least "consistent and intellectually honest" about why, he said.</w:t>
+        <w:t xml:space="preserve">  One step that might reduce consumption of sugary snacks is a soda tax, modeled on the cigarette tax. Such taxes are regressive but seem effective at reducing consumption of harmful products.</w:t>
         <w:br/>
-        <w:t>A fighter for Trump in the Senate</w:t>
+        <w:t xml:space="preserve">  More fundamentally, though, self-harming behaviors arise from a context. The genesis for this series was a crisis in behavioral health in my hometown in rural Oregon, where more than one-quarter of the children on my old No. 6 school bus are now dead from drugs, alcohol and suicide. Looking back, the central problem was the same as in many working-class communities across the country: the loss of good union jobs followed by despair and loneliness -- and the arrival of meth and opioids.</w:t>
         <w:br/>
-        <w:t>People close to both men said their friendship blossomed after Mr. Vance joined the Senate in January 2023. Since then, the public signs of their mutual appreciation have been frequent. Mr. Trump often praises Mr. Vance on social media and on his podcast on Rumble, a right-leaning social media site. (Mr. Vance's venture capital firm has invested in the platform.)</w:t>
+        <w:t xml:space="preserve">  It was poverty, but a poverty of purpose as well as of the wallet. It was a hopelessness that sabotaged marriages and sapped self-esteem and self-care. In talking to doctors and nurses over the years, I've been struck by how often they mentioned that men are reluctant to get preventive care or treatment. They say that when men do come in, it's often because they're nudged by their wives -- but as the institution of marriage has crumbled in working-class America, there often aren't wives to save their husbands' lives.</w:t>
         <w:br/>
-        <w:t>"We need every GOP Senator to be @JDVance1," Mr. Trump wrote last December.</w:t>
+        <w:t xml:space="preserve">  Researchers tried to calculate how many people poverty kills each year in the United States, and their estimate was 183,000 -- many times the number of homicides annually.</w:t>
         <w:br/>
-        <w:t>Indeed, Mr. Vance is both an energetic, vocal ally to the former president, and one of the leaders of a bloc of roughly a dozen Republican senators who have tried to push the Senate in a more isolationist and Trumpist direction, often clashing with Senator Mitch McConnell, the minority leader.</w:t>
+        <w:t xml:space="preserve">  Dr. Thomas Dobbs, the dean of the school of population health at the University of Mississippi, wrestles daily with health consequences of inequality, including syphilis that is now spreading rapidly. I asked Dr. Dobbs what he would most like to do to improve health outcomes, and I assumed he would name some medical interventions.</w:t>
         <w:br/>
-        <w:t>Mr. Vance worked hard, though unsuccessfully, to stop a $60 billion aid package for Ukraine's war against Russia's invasion. For 10 months, he has blocked Biden administration nominees to top Justice Department posts to protest Mr. Trump's felony indictment on charges of mishandling classified documents.</w:t>
+        <w:t xml:space="preserve">  ''Desegregate schools and fix criminal justice,'' he said. ''That's what I would do.''</w:t>
         <w:br/>
-        <w:t>He has also said that should the former president be elected again, he should fire "every single midlevel bureaucrat" and "replace them with our people." If stopped by legal orders, he should dare judges to enforce them, he said.</w:t>
+        <w:t xml:space="preserve">  The point is that America's health dysfunction is rooted in a broader national dysfunction, including deep intergenerational poverty and despair. The medical system can efficiently amputate a foot, but an improvement in self-care of diabetes sometimes requires an injection of hope and improvements in education, job training, earnings and opportunity.</w:t>
         <w:br/>
-        <w:t>David Frum, a Trump critic and a former speechwriter for President George W. Bush who has known Mr. Vance for years, described the senator as an intelligent man with an extraordinary life story who has "sunk to the depths of political degradation."</w:t>
+        <w:t xml:space="preserve">  This is important because in America our problem is not just that people die in their 70s rather than their 80s. Dr. Steven H. Woolf of the Virginia Commonwealth University School of Medicine has found that because of guns, suicides and accidental deaths, child mortality in the United States is rising rather than falling -- in a way that he doesn't believe has any precedent in the past 100 years.</w:t>
         <w:br/>
-        <w:t>But his stances have been applauded by Mr. Trump, who said a willingness to push political boundaries would be a key attribute for his father's running mate.</w:t>
+        <w:t xml:space="preserve">  As a result, notes John Burn-Murdoch of The Financial Times, in any class of 25 American kindergartners, one child on average will die by middle age.</w:t>
         <w:br/>
-        <w:t>While he was not the only one who could fit that bill, "I'd love to see a J.D. Vance," the younger Mr. Trump told Newsmax in January. "You actually need a fighter."</w:t>
+        <w:t xml:space="preserve">  Dr. Yasmin Cheema, a pediatrician in the town of Clarksdale in the Delta, told me of the obesity and diabetes she sees even in children. A 10-year-old boy recently fainted in her waiting room; it turned out that he was in shock with undiagnosed diabetes. Dr. Cheema called 911.</w:t>
         <w:br/>
-        <w:t>Ryan Mac contributed reporting. Kitty Bennett and Susan C. Beachy contributed research.</w:t>
+        <w:t xml:space="preserve">  After telling me the story, Dr. Cheema stepped into the next room to do a physical on a 14-year-old boy. He weighed 295 pounds.</w:t>
         <w:br/>
-        <w:t xml:space="preserve">Ryan Mac contributed reporting. Kitty Bennett and Susan C. Beachy contributed research. </w:t>
+        <w:t xml:space="preserve">  A Model in the Mississippi Delta</w:t>
         <w:br/>
-        <w:t>PHOTOS: Senator J.D. Vance has established himself as a reliable ally for former President Donald J. Trump, who endorsed him for his 2022 race in Ohio. At right, Mr. Vance on a bus tour through the Midwest. (PHOTOGRAPHS BY MADDIE MCGARVEY FOR THE NEW YORK TIMES; BRIAN KAISER FOR THE NEW YORK TIMES; ANDREW SPEAR FOR THE NEW YORK TIMES); Mr. Vance, who was once a Never Trumper, owes his quick ascent into the Trump orbit to his unexpected relationship and ideological kinship with the former president's oldest son, Donald Trump Jr., above. At left, the elder Mr. Trump with Mr. Vance during a campaign rally in Vandalia, Ohio, last month. (PHOTOGRAPHS BY GAELEN MORSE/REUTERS; JEFF DEAN/ASSOCIATED PRESS); Mr. Vance's memoir about growing up in Middletown, Ohio, above, said that his upbringing taught him to value loyalty. (PHOTOGRAPH BY MADDIE MCGARVEY FOR THE NEW YORK TIMES) (A18) This article appeared in print on page A1, A18.</w:t>
+        <w:t xml:space="preserve">  One model effort to reach young people and address behaviors in the Mississippi Delta is the Delta Health Alliance. It has helped build a wellness center in the town of Leland, with a gym, yoga classes and an on-site nutritionist who teaches how to cook healthy meals.</w:t>
+        <w:br/>
+        <w:t xml:space="preserve">  The Delta Health Alliance tries more broadly to address the ''social determinants of health'' that sometimes lead to obesity, smoking and poor health outcomes. This means supporting education beginning with pre-K, promoting mentoring, organizing job training and much more.</w:t>
+        <w:br/>
+        <w:t xml:space="preserve">  ''We realized we could help a lot of 50- or 60-year-old diabetics, but that's not fixing the problem, the generational poverty problem that starts when kids are born,'' said Karen Matthews, president of the Delta Health Alliance.</w:t>
+        <w:br/>
+        <w:t xml:space="preserve">  The alliance tracks metrics closely, and its approach seems to be reducing poverty and improving health outcomes. It's as essential an investment in health as CT scanners.</w:t>
+        <w:br/>
+        <w:t xml:space="preserve">  More broadly, we know how to cut child poverty, because we've done it: The United States cut it by almost half in 2021, largely with the refundable child tax credit. But Congress allowed the program to lapse, and child poverty is rising again.</w:t>
+        <w:br/>
+        <w:t xml:space="preserve">  Some may scoff that short life spans are a result of personal irresponsibility, such as eating too many sugary snacks, exercising too little or abusing alcohol. It's true that personal choices shape our health, but so do our collective choices about expanding Medicaid, extending the child tax credit, providing adequate drug treatment and educating people about health choices. If we believe in personal responsibility for others, we should accept collective responsibility for ourselves.</w:t>
+        <w:br/>
+        <w:t xml:space="preserve">  It would have been unimaginable even a decade ago that Bangladesh could overtake an American state in life expectancy. That is a reflection of our choices, personal and collective, and we can do better.</w:t>
+        <w:br/>
+        <w:t xml:space="preserve">  The Times is committed to publishing a diversity of letters to the editor. We'd like to hear what you think about this or any of our articles. Here are some tips. And here's our email: letters@nytimes.com</w:t>
+        <w:br/>
+        <w:t xml:space="preserve">  September Dawn Bottoms is an award-winning documentary photographer based in Oklahoma. Her work focuses on mental illness, family, poverty, and the intersection of the three.</w:t>
+        <w:br/>
+        <w:br/>
+        <w:t>https://www.nytimes.com/2023/08/16/opinion/health-care-life-expectancy-poverty.html</w:t>
+        <w:br/>
+        <w:br/>
+        <w:t>Graphic</w:t>
+        <w:br/>
+        <w:br/>
+        <w:t xml:space="preserve"> </w:t>
+        <w:br/>
+        <w:t>PHOTOS: Below: Shirlene Mays follows up with her doctor at Greenwood Leflore Hospital after having her toes amputated because of diabetes. Opposite, top: Burt Saucier, also diabetic, gets a checkup at the hospital after having all of the toes on his right foot removed</w:t>
+        <w:br/>
+        <w:t>bottom, Sandra Stringfellow, who lost a leg from complications of the disease, tries to pull herself into bed. (PHOTOGRAPHS BY SEPTEMBER DAWN BOTTOMS FOR THE NEW YORK TIMES) (SR8</w:t>
+        <w:br/>
+        <w:t xml:space="preserve"> SR9) This article appeared in print on page SR8, SR9.</w:t>
       </w:r>
     </w:p>
     <w:sectPr>
